--- a/04 第四章：佐（修改稿）.docx
+++ b/04 第四章：佐（修改稿）.docx
@@ -1019,7 +1019,7 @@
           <w:b w:val="0"/>
           <w:sz w:val="24"/>
         </w:rPr>
-        <w:t>描完，他站起身，一句话没说，扛着枪走进了夜色。</w:t>
+        <w:t>描完，他站起身，一句话没说，扛着枪走进了夜色。很多年以后，当赫克托在茨瓦卫星那间破旧的小酒馆里，看着老板卢卡每天打烊后都要把门头那盏接触不良的霓虹灯开关反复拨弄三次时，他总会毫无征兆地想起乌克兰平原上这个漆黑的夜晚。</w:t>
       </w:r>
     </w:p>
     <w:p>
